--- a/downloads/documents/05 Materials/Unit 03/Slides/Slides 03.16 - What Parents and Caregivers Do.docx
+++ b/downloads/documents/05 Materials/Unit 03/Slides/Slides 03.16 - What Parents and Caregivers Do.docx
@@ -1192,7 +1192,7 @@
     <w:sectPr>
       <w:headerReference w:type="default" r:id="rId9"/>
       <w:pgSz w:w="12240" w:h="15840"/>
-      <w:pgMar w:top="1440" w:bottom="1440" w:left="1440" w:right="1440" w:header="504"/>
+      <w:pgMar w:top="1296" w:bottom="1296" w:left="1296" w:right="1296" w:header="504"/>
     </w:sectPr>
   </w:body>
 </w:document>

--- a/downloads/documents/05 Materials/Unit 03/Slides/Slides 03.16 - What Parents and Caregivers Do.docx
+++ b/downloads/documents/05 Materials/Unit 03/Slides/Slides 03.16 - What Parents and Caregivers Do.docx
@@ -385,7 +385,25 @@
         <w:pStyle w:val="Compact"/>
       </w:pPr>
       <w:r>
-        <w:t xml:space="preserve">Star the babysitter jobs on your handout</w:t>
+        <w:t xml:space="preserve">Fill in the</w:t>
+      </w:r>
+      <w:r>
+        <w:t xml:space="preserve"> </w:t>
+      </w:r>
+      <w:r>
+        <w:t xml:space="preserve">“</w:t>
+      </w:r>
+      <w:r>
+        <w:t xml:space="preserve">A babysitter does this?</w:t>
+      </w:r>
+      <w:r>
+        <w:t xml:space="preserve">”</w:t>
+      </w:r>
+      <w:r>
+        <w:t xml:space="preserve"> </w:t>
+      </w:r>
+      <w:r>
+        <w:t xml:space="preserve">column on your handout: yes, no, or sometimes</w:t>
       </w:r>
       <w:r>
         <w:t xml:space="preserve"> </w:t>
@@ -413,7 +431,7 @@
         <w:pStyle w:val="Compact"/>
       </w:pPr>
       <w:r>
-        <w:t xml:space="preserve">A normal weekday for a two year old. The child is fictional</w:t>
+        <w:t xml:space="preserve">A normal weekday for a two year old. The child is made up</w:t>
       </w:r>
     </w:p>
     <w:p>
@@ -437,7 +455,7 @@
         <w:pStyle w:val="Compact"/>
       </w:pPr>
       <w:r>
-        <w:t xml:space="preserve">Anchors: wakes at 6:30, nap 1:00 to 2:30, bed at 7:30</w:t>
+        <w:t xml:space="preserve">Three fixed times: wakes at 6:30, naps from 1:00 to 2:30, goes to bed at 7:30</w:t>
       </w:r>
     </w:p>
     <w:p>
@@ -641,7 +659,7 @@
         <w:pStyle w:val="Compact"/>
       </w:pPr>
       <w:r>
-        <w:t xml:space="preserve">It is a look at what a person needs in place to do the eight jobs well</w:t>
+        <w:t xml:space="preserve">It is a look at what a person needs to have ready to do the eight jobs well</w:t>
       </w:r>
     </w:p>
     <w:p>
@@ -835,7 +853,7 @@
         <w:pStyle w:val="Compact"/>
       </w:pPr>
       <w:r>
-        <w:t xml:space="preserve">WIC: food help for pregnant people, babies, and children under 5 in families that qualify</w:t>
+        <w:t xml:space="preserve">WIC: food help for pregnant people, babies, and children under 5 in families that meet the income rules</w:t>
       </w:r>
     </w:p>
     <w:p>
@@ -935,7 +953,7 @@
         <w:pStyle w:val="Compact"/>
       </w:pPr>
       <w:r>
-        <w:t xml:space="preserve">On your handout: match each support to one hour on your clock where it would help. Copy 211 and one other</w:t>
+        <w:t xml:space="preserve">On your handout: match each support to one hour on your clock where it would help. Copy the 211 number and one other number</w:t>
       </w:r>
       <w:r>
         <w:t xml:space="preserve"> </w:t>
